--- a/public/Andrew_Wulf_Resume.docx
+++ b/public/Andrew_Wulf_Resume.docx
@@ -216,7 +216,7 @@
             <w14:bevelT w14:w="38100" w14:h="38100" w14:prst="relaxedInset"/>
           </w14:props3d>
         </w:rPr>
-        <w:t>Web-focused</w:t>
+        <w:t>Full Stack</w:t>
       </w:r>
       <w:r>
         <w:rPr>
@@ -415,7 +415,7 @@
           <w:sz w:val="21"/>
           <w:szCs w:val="21"/>
         </w:rPr>
-        <w:t>Python</w:t>
+        <w:t xml:space="preserve">a variety of </w:t>
       </w:r>
       <w:r>
         <w:rPr>
@@ -423,7 +423,7 @@
           <w:sz w:val="21"/>
           <w:szCs w:val="21"/>
         </w:rPr>
-        <w:t xml:space="preserve">, JavaScript, </w:t>
+        <w:t xml:space="preserve">languages and </w:t>
       </w:r>
       <w:r>
         <w:rPr>
@@ -431,7 +431,7 @@
           <w:sz w:val="21"/>
           <w:szCs w:val="21"/>
         </w:rPr>
-        <w:t xml:space="preserve">SQL, </w:t>
+        <w:t>frameworks</w:t>
       </w:r>
       <w:r>
         <w:rPr>
@@ -439,7 +439,7 @@
           <w:sz w:val="21"/>
           <w:szCs w:val="21"/>
         </w:rPr>
-        <w:t xml:space="preserve">Ruby </w:t>
+        <w:t>. R</w:t>
       </w:r>
       <w:r>
         <w:rPr>
@@ -447,7 +447,7 @@
           <w:sz w:val="21"/>
           <w:szCs w:val="21"/>
         </w:rPr>
-        <w:t>on Rails</w:t>
+        <w:t>ecent</w:t>
       </w:r>
       <w:r>
         <w:rPr>
@@ -455,7 +455,7 @@
           <w:sz w:val="21"/>
           <w:szCs w:val="21"/>
         </w:rPr>
-        <w:t xml:space="preserve"> and </w:t>
+        <w:t xml:space="preserve">ly </w:t>
       </w:r>
       <w:r>
         <w:rPr>
@@ -463,7 +463,7 @@
           <w:sz w:val="21"/>
           <w:szCs w:val="21"/>
         </w:rPr>
-        <w:t xml:space="preserve">React. </w:t>
+        <w:t xml:space="preserve">my focus has </w:t>
       </w:r>
       <w:r>
         <w:rPr>
@@ -471,6 +471,94 @@
           <w:sz w:val="21"/>
           <w:szCs w:val="21"/>
         </w:rPr>
+        <w:t>been on</w:t>
+      </w:r>
+      <w:r>
+        <w:rPr>
+          <w:rFonts w:eastAsia="Cambria"/>
+          <w:sz w:val="21"/>
+          <w:szCs w:val="21"/>
+        </w:rPr>
+        <w:t xml:space="preserve"> </w:t>
+      </w:r>
+      <w:r>
+        <w:rPr>
+          <w:rFonts w:eastAsia="Cambria"/>
+          <w:sz w:val="21"/>
+          <w:szCs w:val="21"/>
+        </w:rPr>
+        <w:t xml:space="preserve">React, </w:t>
+      </w:r>
+      <w:r>
+        <w:rPr>
+          <w:rFonts w:eastAsia="Cambria"/>
+          <w:sz w:val="21"/>
+          <w:szCs w:val="21"/>
+        </w:rPr>
+        <w:t xml:space="preserve">Node.js, </w:t>
+      </w:r>
+      <w:r>
+        <w:rPr>
+          <w:rFonts w:eastAsia="Cambria"/>
+          <w:sz w:val="21"/>
+          <w:szCs w:val="21"/>
+        </w:rPr>
+        <w:t>Firebase, and Flutter</w:t>
+      </w:r>
+      <w:r>
+        <w:rPr>
+          <w:rFonts w:eastAsia="Cambria"/>
+          <w:sz w:val="21"/>
+          <w:szCs w:val="21"/>
+        </w:rPr>
+        <w:t xml:space="preserve">. </w:t>
+      </w:r>
+      <w:r>
+        <w:rPr>
+          <w:rFonts w:eastAsia="Cambria"/>
+          <w:sz w:val="21"/>
+          <w:szCs w:val="21"/>
+        </w:rPr>
+        <w:t>Additional</w:t>
+      </w:r>
+      <w:r>
+        <w:rPr>
+          <w:rFonts w:eastAsia="Cambria"/>
+          <w:sz w:val="21"/>
+          <w:szCs w:val="21"/>
+        </w:rPr>
+        <w:t xml:space="preserve"> </w:t>
+      </w:r>
+      <w:r>
+        <w:rPr>
+          <w:rFonts w:eastAsia="Cambria"/>
+          <w:sz w:val="21"/>
+          <w:szCs w:val="21"/>
+        </w:rPr>
+        <w:t xml:space="preserve">experience with </w:t>
+      </w:r>
+      <w:r>
+        <w:rPr>
+          <w:rFonts w:eastAsia="Cambria"/>
+          <w:sz w:val="21"/>
+          <w:szCs w:val="21"/>
+        </w:rPr>
+        <w:t>AI integration and tools.</w:t>
+      </w:r>
+      <w:r>
+        <w:rPr>
+          <w:rFonts w:eastAsia="Cambria"/>
+          <w:sz w:val="21"/>
+          <w:szCs w:val="21"/>
+        </w:rPr>
+        <w:t xml:space="preserve"> </w:t>
+      </w:r>
+      <w:r>
+        <w:rPr>
+          <w:rFonts w:eastAsia="Cambria"/>
+          <w:sz w:val="21"/>
+          <w:szCs w:val="21"/>
+        </w:rPr>
         <w:t>Prior experience with</w:t>
       </w:r>
       <w:r>
@@ -479,23 +567,7 @@
           <w:sz w:val="21"/>
           <w:szCs w:val="21"/>
         </w:rPr>
-        <w:t xml:space="preserve"> developing and executing successful software engineering projects aligned to organizational objectives with a focus on user experience, operational process improvements, and cost optimization. Motivated professional committed to growth and development</w:t>
-      </w:r>
-      <w:r>
-        <w:rPr>
-          <w:rFonts w:eastAsia="Cambria"/>
-          <w:sz w:val="21"/>
-          <w:szCs w:val="21"/>
-        </w:rPr>
-        <w:t>.</w:t>
-      </w:r>
-      <w:r>
-        <w:rPr>
-          <w:rFonts w:eastAsia="Cambria"/>
-          <w:sz w:val="21"/>
-          <w:szCs w:val="21"/>
-        </w:rPr>
-        <w:t xml:space="preserve"> </w:t>
+        <w:t xml:space="preserve"> developing and executing successful software engineering projects aligned to organizational objectives with a focus on user experience, operational process improvements, and cost optimization.</w:t>
       </w:r>
     </w:p>
     <w:p>
@@ -655,7 +727,6 @@
         <w:tc>
           <w:tcPr>
             <w:tcW w:w="3633" w:type="dxa"/>
-            <w:shd w:val="clear" w:color="auto" w:fill="auto"/>
             <w:hideMark/>
           </w:tcPr>
           <w:p>
@@ -678,14 +749,13 @@
                 <w:sz w:val="21"/>
                 <w:szCs w:val="21"/>
               </w:rPr>
-              <w:t>Software Engineering</w:t>
+              <w:t>Mobile Development</w:t>
             </w:r>
           </w:p>
         </w:tc>
         <w:tc>
           <w:tcPr>
             <w:tcW w:w="3544" w:type="dxa"/>
-            <w:shd w:val="clear" w:color="auto" w:fill="auto"/>
             <w:hideMark/>
           </w:tcPr>
           <w:p>
@@ -715,7 +785,6 @@
         <w:tc>
           <w:tcPr>
             <w:tcW w:w="4095" w:type="dxa"/>
-            <w:shd w:val="clear" w:color="auto" w:fill="auto"/>
             <w:hideMark/>
           </w:tcPr>
           <w:p>
@@ -750,7 +819,6 @@
         <w:tc>
           <w:tcPr>
             <w:tcW w:w="3633" w:type="dxa"/>
-            <w:shd w:val="clear" w:color="auto" w:fill="auto"/>
             <w:hideMark/>
           </w:tcPr>
           <w:p>
@@ -780,7 +848,6 @@
         <w:tc>
           <w:tcPr>
             <w:tcW w:w="3544" w:type="dxa"/>
-            <w:shd w:val="clear" w:color="auto" w:fill="auto"/>
             <w:hideMark/>
           </w:tcPr>
           <w:p>
@@ -810,7 +877,6 @@
         <w:tc>
           <w:tcPr>
             <w:tcW w:w="4095" w:type="dxa"/>
-            <w:shd w:val="clear" w:color="auto" w:fill="auto"/>
             <w:hideMark/>
           </w:tcPr>
           <w:p>
@@ -845,7 +911,6 @@
         <w:tc>
           <w:tcPr>
             <w:tcW w:w="3633" w:type="dxa"/>
-            <w:shd w:val="clear" w:color="auto" w:fill="auto"/>
             <w:hideMark/>
           </w:tcPr>
           <w:p>
@@ -875,7 +940,6 @@
         <w:tc>
           <w:tcPr>
             <w:tcW w:w="3544" w:type="dxa"/>
-            <w:shd w:val="clear" w:color="auto" w:fill="auto"/>
             <w:hideMark/>
           </w:tcPr>
           <w:p>
@@ -905,7 +969,6 @@
         <w:tc>
           <w:tcPr>
             <w:tcW w:w="4095" w:type="dxa"/>
-            <w:shd w:val="clear" w:color="auto" w:fill="auto"/>
             <w:hideMark/>
           </w:tcPr>
           <w:p>
@@ -940,7 +1003,6 @@
         <w:tc>
           <w:tcPr>
             <w:tcW w:w="3633" w:type="dxa"/>
-            <w:shd w:val="clear" w:color="auto" w:fill="auto"/>
           </w:tcPr>
           <w:p>
             <w:pPr>
@@ -969,7 +1031,6 @@
         <w:tc>
           <w:tcPr>
             <w:tcW w:w="3544" w:type="dxa"/>
-            <w:shd w:val="clear" w:color="auto" w:fill="auto"/>
           </w:tcPr>
           <w:p>
             <w:pPr>
@@ -998,7 +1059,6 @@
         <w:tc>
           <w:tcPr>
             <w:tcW w:w="4095" w:type="dxa"/>
-            <w:shd w:val="clear" w:color="auto" w:fill="auto"/>
           </w:tcPr>
           <w:p>
             <w:pPr>
@@ -1296,7 +1356,55 @@
           <w:sz w:val="21"/>
           <w:szCs w:val="21"/>
         </w:rPr>
-        <w:t>Sole developer working with client and designer to redesign and ship their social networking/events app for web &amp; IOS/Android</w:t>
+        <w:t>Worked</w:t>
+      </w:r>
+      <w:r>
+        <w:rPr>
+          <w:color w:val="000000"/>
+          <w:sz w:val="21"/>
+          <w:szCs w:val="21"/>
+        </w:rPr>
+        <w:t xml:space="preserve"> </w:t>
+      </w:r>
+      <w:r>
+        <w:rPr>
+          <w:color w:val="000000"/>
+          <w:sz w:val="21"/>
+          <w:szCs w:val="21"/>
+        </w:rPr>
+        <w:t>with client and</w:t>
+      </w:r>
+      <w:r>
+        <w:rPr>
+          <w:color w:val="000000"/>
+          <w:sz w:val="21"/>
+          <w:szCs w:val="21"/>
+        </w:rPr>
+        <w:t xml:space="preserve"> a</w:t>
+      </w:r>
+      <w:r>
+        <w:rPr>
+          <w:color w:val="000000"/>
+          <w:sz w:val="21"/>
+          <w:szCs w:val="21"/>
+        </w:rPr>
+        <w:t xml:space="preserve"> designer </w:t>
+      </w:r>
+      <w:r>
+        <w:rPr>
+          <w:color w:val="000000"/>
+          <w:sz w:val="21"/>
+          <w:szCs w:val="21"/>
+        </w:rPr>
+        <w:t xml:space="preserve">as sole developer </w:t>
+      </w:r>
+      <w:r>
+        <w:rPr>
+          <w:color w:val="000000"/>
+          <w:sz w:val="21"/>
+          <w:szCs w:val="21"/>
+        </w:rPr>
+        <w:t>to redesign and ship their social networking/events app for web &amp; IOS/Android</w:t>
       </w:r>
       <w:r>
         <w:rPr>
@@ -2991,43 +3099,7 @@
           <w:sz w:val="21"/>
           <w:szCs w:val="21"/>
         </w:rPr>
-        <w:t xml:space="preserve">Back end utilizes </w:t>
-      </w:r>
-      <w:proofErr w:type="spellStart"/>
-      <w:r>
-        <w:rPr>
-          <w:color w:val="000000"/>
-          <w:sz w:val="21"/>
-          <w:szCs w:val="21"/>
-        </w:rPr>
-        <w:t>themoviedb</w:t>
-      </w:r>
-      <w:proofErr w:type="spellEnd"/>
-      <w:r>
-        <w:rPr>
-          <w:color w:val="000000"/>
-          <w:sz w:val="21"/>
-          <w:szCs w:val="21"/>
-        </w:rPr>
-        <w:t xml:space="preserve"> API and </w:t>
-      </w:r>
-      <w:proofErr w:type="spellStart"/>
-      <w:r>
-        <w:rPr>
-          <w:color w:val="000000"/>
-          <w:sz w:val="21"/>
-          <w:szCs w:val="21"/>
-        </w:rPr>
-        <w:t>Javascript</w:t>
-      </w:r>
-      <w:proofErr w:type="spellEnd"/>
-      <w:r>
-        <w:rPr>
-          <w:color w:val="000000"/>
-          <w:sz w:val="21"/>
-          <w:szCs w:val="21"/>
-        </w:rPr>
-        <w:t xml:space="preserve"> classes for game functions and logic, and an Express.js socket.io server to handle live connections and requests from the front end.</w:t>
+        <w:t>Back end utilizes themoviedb API and Javascript classes for game functions and logic, and an Express.js socket.io server to handle live connections and requests from the front end.</w:t>
       </w:r>
     </w:p>
     <w:p>
@@ -3116,16 +3188,22 @@
         </w:rPr>
         <w:t xml:space="preserve">Technologies: Python, </w:t>
       </w:r>
-      <w:proofErr w:type="spellStart"/>
-      <w:r>
-        <w:rPr>
-          <w:color w:val="000000"/>
-          <w:sz w:val="21"/>
-          <w:szCs w:val="21"/>
-        </w:rPr>
-        <w:t>SQLAlchemy</w:t>
-      </w:r>
-      <w:proofErr w:type="spellEnd"/>
+      <w:r>
+        <w:rPr>
+          <w:color w:val="000000"/>
+          <w:sz w:val="21"/>
+          <w:szCs w:val="21"/>
+        </w:rPr>
+        <w:t xml:space="preserve">SQLAlchemy, </w:t>
+      </w:r>
+      <w:r>
+        <w:rPr>
+          <w:color w:val="000000"/>
+          <w:sz w:val="21"/>
+          <w:szCs w:val="21"/>
+        </w:rPr>
+        <w:t>Selenium</w:t>
+      </w:r>
       <w:r>
         <w:rPr>
           <w:color w:val="000000"/>
@@ -3136,22 +3214,6 @@
       </w:r>
       <w:r>
         <w:rPr>
-          <w:color w:val="000000"/>
-          <w:sz w:val="21"/>
-          <w:szCs w:val="21"/>
-        </w:rPr>
-        <w:t>Selenium</w:t>
-      </w:r>
-      <w:r>
-        <w:rPr>
-          <w:color w:val="000000"/>
-          <w:sz w:val="21"/>
-          <w:szCs w:val="21"/>
-        </w:rPr>
-        <w:t xml:space="preserve">, </w:t>
-      </w:r>
-      <w:r>
-        <w:rPr>
           <w:sz w:val="21"/>
           <w:szCs w:val="21"/>
         </w:rPr>
@@ -3165,43 +3227,14 @@
         </w:rPr>
         <w:t xml:space="preserve"> </w:t>
       </w:r>
-      <w:proofErr w:type="spellStart"/>
-      <w:r>
-        <w:rPr>
-          <w:color w:val="000000"/>
-          <w:sz w:val="21"/>
-          <w:szCs w:val="21"/>
-        </w:rPr>
-        <w:t>Tkinter</w:t>
-      </w:r>
-      <w:proofErr w:type="spellEnd"/>
-      <w:r>
-        <w:rPr>
-          <w:color w:val="000000"/>
-          <w:sz w:val="21"/>
-          <w:szCs w:val="21"/>
-        </w:rPr>
-        <w:t xml:space="preserve">, </w:t>
-      </w:r>
-      <w:proofErr w:type="spellStart"/>
-      <w:r>
-        <w:rPr>
-          <w:color w:val="000000"/>
-          <w:sz w:val="21"/>
-          <w:szCs w:val="21"/>
-        </w:rPr>
-        <w:t>Pymupdf</w:t>
-      </w:r>
-      <w:proofErr w:type="spellEnd"/>
-      <w:r>
-        <w:rPr>
-          <w:color w:val="000000"/>
-          <w:sz w:val="21"/>
-          <w:szCs w:val="21"/>
-        </w:rPr>
-        <w:t xml:space="preserve">, </w:t>
-      </w:r>
-      <w:proofErr w:type="spellStart"/>
+      <w:r>
+        <w:rPr>
+          <w:color w:val="000000"/>
+          <w:sz w:val="21"/>
+          <w:szCs w:val="21"/>
+        </w:rPr>
+        <w:t xml:space="preserve">Tkinter, Pymupdf, </w:t>
+      </w:r>
       <w:r>
         <w:rPr>
           <w:color w:val="000000"/>
@@ -3210,7 +3243,6 @@
         </w:rPr>
         <w:t>xlwings</w:t>
       </w:r>
-      <w:proofErr w:type="spellEnd"/>
     </w:p>
     <w:p>
       <w:pPr>
@@ -3556,7 +3588,25 @@
           <w:sz w:val="21"/>
           <w:szCs w:val="21"/>
         </w:rPr>
-        <w:t xml:space="preserve">SQL, </w:t>
+        <w:t xml:space="preserve">Firebase, React.js, </w:t>
+      </w:r>
+      <w:r>
+        <w:rPr>
+          <w:i/>
+          <w:iCs/>
+          <w:sz w:val="21"/>
+          <w:szCs w:val="21"/>
+        </w:rPr>
+        <w:t xml:space="preserve">Node.js, </w:t>
+      </w:r>
+      <w:r>
+        <w:rPr>
+          <w:i/>
+          <w:iCs/>
+          <w:sz w:val="21"/>
+          <w:szCs w:val="21"/>
+        </w:rPr>
+        <w:t xml:space="preserve">Flutter, </w:t>
       </w:r>
       <w:r>
         <w:rPr>
@@ -3576,25 +3626,7 @@
           <w:sz w:val="21"/>
           <w:szCs w:val="21"/>
         </w:rPr>
-        <w:t>ython,</w:t>
-      </w:r>
-      <w:r>
-        <w:rPr>
-          <w:i/>
-          <w:iCs/>
-          <w:sz w:val="21"/>
-          <w:szCs w:val="21"/>
-        </w:rPr>
-        <w:t xml:space="preserve"> Javascript,</w:t>
-      </w:r>
-      <w:r>
-        <w:rPr>
-          <w:i/>
-          <w:iCs/>
-          <w:sz w:val="21"/>
-          <w:szCs w:val="21"/>
-        </w:rPr>
-        <w:t xml:space="preserve"> HTML5/CSS, </w:t>
+        <w:t xml:space="preserve">ython, HTML5/CSS, </w:t>
       </w:r>
       <w:bookmarkEnd w:id="2"/>
       <w:bookmarkEnd w:id="3"/>
@@ -3605,7 +3637,7 @@
           <w:sz w:val="21"/>
           <w:szCs w:val="21"/>
         </w:rPr>
-        <w:t xml:space="preserve">Tailwind, </w:t>
+        <w:t>Tailwind</w:t>
       </w:r>
       <w:r>
         <w:rPr>
@@ -3614,7 +3646,7 @@
           <w:sz w:val="21"/>
           <w:szCs w:val="21"/>
         </w:rPr>
-        <w:t>Node.js</w:t>
+        <w:t xml:space="preserve">, </w:t>
       </w:r>
       <w:r>
         <w:rPr>
@@ -3623,7 +3655,7 @@
           <w:sz w:val="21"/>
           <w:szCs w:val="21"/>
         </w:rPr>
-        <w:t xml:space="preserve">, React.js, </w:t>
+        <w:t>Ruby on Rails,</w:t>
       </w:r>
       <w:r>
         <w:rPr>
@@ -3632,7 +3664,7 @@
           <w:sz w:val="21"/>
           <w:szCs w:val="21"/>
         </w:rPr>
-        <w:t xml:space="preserve">Ruby on Rails, </w:t>
+        <w:t xml:space="preserve"> </w:t>
       </w:r>
       <w:r>
         <w:rPr>
@@ -3641,7 +3673,7 @@
           <w:sz w:val="21"/>
           <w:szCs w:val="21"/>
         </w:rPr>
-        <w:t xml:space="preserve">Firebase, </w:t>
+        <w:t xml:space="preserve">SQL, </w:t>
       </w:r>
       <w:r>
         <w:rPr>
